--- a/lessons/3-8/homework.docx
+++ b/lessons/3-8/homework.docx
@@ -115,7 +115,7 @@
           <wp:inline distT="0" distB="0" distL="0" distR="0">
             <wp:extent cx="1047750" cy="790575"/>
             <wp:effectExtent t="0" r="0" b="0" l="0"/>
-            <wp:docPr id="1" name="" descr="" title=""/>
+            <wp:docPr id="1" name="Unit Rate Problem Solving" descr="Picture illustrating the vocabulary word &quot;Unit Rate Problem Solving&quot;" title="Unit Rate Problem Solving"/>
             <wp:cNvGraphicFramePr>
               <a:graphicFrameLocks xmlns:a="http://schemas.openxmlformats.org/drawingml/2006/main" noChangeAspect="1"/>
             </wp:cNvGraphicFramePr>
@@ -178,7 +178,7 @@
           <wp:inline distT="0" distB="0" distL="0" distR="0">
             <wp:extent cx="1047750" cy="790575"/>
             <wp:effectExtent t="0" r="0" b="0" l="0"/>
-            <wp:docPr id="1" name="" descr="" title=""/>
+            <wp:docPr id="1" name="Unit Rate" descr="Picture illustrating the vocabulary word &quot;Unit Rate&quot;" title="Unit Rate"/>
             <wp:cNvGraphicFramePr>
               <a:graphicFrameLocks xmlns:a="http://schemas.openxmlformats.org/drawingml/2006/main" noChangeAspect="1"/>
             </wp:cNvGraphicFramePr>
@@ -241,7 +241,7 @@
           <wp:inline distT="0" distB="0" distL="0" distR="0">
             <wp:extent cx="1047750" cy="790575"/>
             <wp:effectExtent t="0" r="0" b="0" l="0"/>
-            <wp:docPr id="1" name="" descr="" title=""/>
+            <wp:docPr id="1" name="Better Buy" descr="Picture illustrating the vocabulary word &quot;Better Buy&quot;" title="Better Buy"/>
             <wp:cNvGraphicFramePr>
               <a:graphicFrameLocks xmlns:a="http://schemas.openxmlformats.org/drawingml/2006/main" noChangeAspect="1"/>
             </wp:cNvGraphicFramePr>
@@ -304,7 +304,7 @@
           <wp:inline distT="0" distB="0" distL="0" distR="0">
             <wp:extent cx="1047750" cy="790575"/>
             <wp:effectExtent t="0" r="0" b="0" l="0"/>
-            <wp:docPr id="1" name="" descr="" title=""/>
+            <wp:docPr id="1" name="Comparison" descr="Picture illustrating the vocabulary word &quot;Comparison&quot;" title="Comparison"/>
             <wp:cNvGraphicFramePr>
               <a:graphicFrameLocks xmlns:a="http://schemas.openxmlformats.org/drawingml/2006/main" noChangeAspect="1"/>
             </wp:cNvGraphicFramePr>
@@ -367,7 +367,7 @@
           <wp:inline distT="0" distB="0" distL="0" distR="0">
             <wp:extent cx="1047750" cy="790575"/>
             <wp:effectExtent t="0" r="0" b="0" l="0"/>
-            <wp:docPr id="1" name="" descr="" title=""/>
+            <wp:docPr id="1" name="Per Unit" descr="Picture illustrating the vocabulary word &quot;Per Unit&quot;" title="Per Unit"/>
             <wp:cNvGraphicFramePr>
               <a:graphicFrameLocks xmlns:a="http://schemas.openxmlformats.org/drawingml/2006/main" noChangeAspect="1"/>
             </wp:cNvGraphicFramePr>
@@ -430,7 +430,7 @@
           <wp:inline distT="0" distB="0" distL="0" distR="0">
             <wp:extent cx="1047750" cy="790575"/>
             <wp:effectExtent t="0" r="0" b="0" l="0"/>
-            <wp:docPr id="1" name="" descr="" title=""/>
+            <wp:docPr id="1" name="Rate" descr="Picture illustrating the vocabulary word &quot;Rate&quot;" title="Rate"/>
             <wp:cNvGraphicFramePr>
               <a:graphicFrameLocks xmlns:a="http://schemas.openxmlformats.org/drawingml/2006/main" noChangeAspect="1"/>
             </wp:cNvGraphicFramePr>
@@ -493,7 +493,7 @@
           <wp:inline distT="0" distB="0" distL="0" distR="0">
             <wp:extent cx="1047750" cy="790575"/>
             <wp:effectExtent t="0" r="0" b="0" l="0"/>
-            <wp:docPr id="1" name="" descr="" title=""/>
+            <wp:docPr id="1" name="Proportion" descr="Picture illustrating the vocabulary word &quot;Proportion&quot;" title="Proportion"/>
             <wp:cNvGraphicFramePr>
               <a:graphicFrameLocks xmlns:a="http://schemas.openxmlformats.org/drawingml/2006/main" noChangeAspect="1"/>
             </wp:cNvGraphicFramePr>
@@ -587,31 +587,31 @@
         <w:spacing w:after="40" w:before="0"/>
       </w:pPr>
       <w:r>
-        <w:t xml:space="preserve">     A. 6 for $4.50 — $0.75 each</w:t>
-      </w:r>
-    </w:p>
-    <w:p>
-      <w:pPr>
-        <w:spacing w:after="40" w:before="0"/>
-      </w:pPr>
-      <w:r>
-        <w:t xml:space="preserve">     B. 10 for $8.00 — $0.80 each</w:t>
-      </w:r>
-    </w:p>
-    <w:p>
-      <w:pPr>
-        <w:spacing w:after="40" w:before="0"/>
-      </w:pPr>
-      <w:r>
-        <w:t xml:space="preserve">     C. They cost the same per ball</w:t>
-      </w:r>
-    </w:p>
-    <w:p>
-      <w:pPr>
-        <w:spacing w:after="40" w:before="0"/>
-      </w:pPr>
-      <w:r>
-        <w:t xml:space="preserve">     D. Not enough information</w:t>
+        <w:t xml:space="preserve">     A. 10 for $8.00 — $0.80 each</w:t>
+      </w:r>
+    </w:p>
+    <w:p>
+      <w:pPr>
+        <w:spacing w:after="40" w:before="0"/>
+      </w:pPr>
+      <w:r>
+        <w:t xml:space="preserve">     B. They cost the same per ball</w:t>
+      </w:r>
+    </w:p>
+    <w:p>
+      <w:pPr>
+        <w:spacing w:after="40" w:before="0"/>
+      </w:pPr>
+      <w:r>
+        <w:t xml:space="preserve">     C. Not enough information</w:t>
+      </w:r>
+    </w:p>
+    <w:p>
+      <w:pPr>
+        <w:spacing w:after="40" w:before="0"/>
+      </w:pPr>
+      <w:r>
+        <w:t xml:space="preserve">     D. 6 for $4.50 — $0.75 each</w:t>
       </w:r>
     </w:p>
     <w:p>
@@ -642,31 +642,31 @@
         <w:spacing w:after="40" w:before="0"/>
       </w:pPr>
       <w:r>
-        <w:t xml:space="preserve">     A. 3 ounces per minute</w:t>
-      </w:r>
-    </w:p>
-    <w:p>
-      <w:pPr>
-        <w:spacing w:after="40" w:before="0"/>
-      </w:pPr>
-      <w:r>
-        <w:t xml:space="preserve">     B. 5 ounces per minute</w:t>
-      </w:r>
-    </w:p>
-    <w:p>
-      <w:pPr>
-        <w:spacing w:after="40" w:before="0"/>
-      </w:pPr>
-      <w:r>
-        <w:t xml:space="preserve">     C. 15 ounces per minute</w:t>
-      </w:r>
-    </w:p>
-    <w:p>
-      <w:pPr>
-        <w:spacing w:after="40" w:before="0"/>
-      </w:pPr>
-      <w:r>
-        <w:t xml:space="preserve">     D. 0.33 ounces per minute</w:t>
+        <w:t xml:space="preserve">     A. 0.33 ounces per minute</w:t>
+      </w:r>
+    </w:p>
+    <w:p>
+      <w:pPr>
+        <w:spacing w:after="40" w:before="0"/>
+      </w:pPr>
+      <w:r>
+        <w:t xml:space="preserve">     B. 3 ounces per minute</w:t>
+      </w:r>
+    </w:p>
+    <w:p>
+      <w:pPr>
+        <w:spacing w:after="40" w:before="0"/>
+      </w:pPr>
+      <w:r>
+        <w:t xml:space="preserve">     C. 5 ounces per minute</w:t>
+      </w:r>
+    </w:p>
+    <w:p>
+      <w:pPr>
+        <w:spacing w:after="40" w:before="0"/>
+      </w:pPr>
+      <w:r>
+        <w:t xml:space="preserve">     D. 15 ounces per minute</w:t>
       </w:r>
     </w:p>
     <w:p>
@@ -961,23 +961,23 @@
         <w:spacing w:after="40" w:before="0"/>
       </w:pPr>
       <w:r>
-        <w:t xml:space="preserve">     A. 80 tokens</w:t>
-      </w:r>
-    </w:p>
-    <w:p>
-      <w:pPr>
-        <w:spacing w:after="40" w:before="0"/>
-      </w:pPr>
-      <w:r>
-        <w:t xml:space="preserve">     B. 60 tokens</w:t>
-      </w:r>
-    </w:p>
-    <w:p>
-      <w:pPr>
-        <w:spacing w:after="40" w:before="0"/>
-      </w:pPr>
-      <w:r>
-        <w:t xml:space="preserve">     C. 72 tokens</w:t>
+        <w:t xml:space="preserve">     A. 60 tokens</w:t>
+      </w:r>
+    </w:p>
+    <w:p>
+      <w:pPr>
+        <w:spacing w:after="40" w:before="0"/>
+      </w:pPr>
+      <w:r>
+        <w:t xml:space="preserve">     B. 72 tokens</w:t>
+      </w:r>
+    </w:p>
+    <w:p>
+      <w:pPr>
+        <w:spacing w:after="40" w:before="0"/>
+      </w:pPr>
+      <w:r>
+        <w:t xml:space="preserve">     C. 80 tokens</w:t>
       </w:r>
     </w:p>
     <w:p>
@@ -1028,23 +1028,23 @@
         <w:spacing w:after="40" w:before="0"/>
       </w:pPr>
       <w:r>
-        <w:t xml:space="preserve">   • Aiden: 6 miles in 2 hours (3 mph)   → __________________</w:t>
-      </w:r>
-    </w:p>
-    <w:p>
-      <w:pPr>
-        <w:spacing w:after="40" w:before="0"/>
-      </w:pPr>
-      <w:r>
-        <w:t xml:space="preserve">   • Bella: 10 miles in 4 hours (2.5 mph)   → __________________</w:t>
-      </w:r>
-    </w:p>
-    <w:p>
-      <w:pPr>
-        <w:spacing w:after="40" w:before="0"/>
-      </w:pPr>
-      <w:r>
-        <w:t xml:space="preserve">   • Carlos: 4 miles in 2 hours (2 mph)   → __________________</w:t>
+        <w:t xml:space="preserve">   • Aiden: 6 miles in 2 hours   → __________________</w:t>
+      </w:r>
+    </w:p>
+    <w:p>
+      <w:pPr>
+        <w:spacing w:after="40" w:before="0"/>
+      </w:pPr>
+      <w:r>
+        <w:t xml:space="preserve">   • Bella: 10 miles in 4 hours   → __________________</w:t>
+      </w:r>
+    </w:p>
+    <w:p>
+      <w:pPr>
+        <w:spacing w:after="40" w:before="0"/>
+      </w:pPr>
+      <w:r>
+        <w:t xml:space="preserve">   • Carlos: 4 miles in 2 hours   → __________________</w:t>
       </w:r>
     </w:p>
     <w:p>
@@ -1075,7 +1075,7 @@
         <w:spacing w:after="40" w:before="0"/>
       </w:pPr>
       <w:r>
-        <w:t xml:space="preserve">     A. 540 widgets</w:t>
+        <w:t xml:space="preserve">     A. 360 widgets</w:t>
       </w:r>
     </w:p>
     <w:p>
@@ -1091,7 +1091,7 @@
         <w:spacing w:after="40" w:before="0"/>
       </w:pPr>
       <w:r>
-        <w:t xml:space="preserve">     C. 360 widgets</w:t>
+        <w:t xml:space="preserve">     C. 540 widgets</w:t>
       </w:r>
     </w:p>
     <w:p>
@@ -1211,31 +1211,31 @@
         <w:spacing w:after="40" w:before="0"/>
       </w:pPr>
       <w:r>
-        <w:t xml:space="preserve">     A. 20 oz for $4.00 — $0.20 per oz</w:t>
-      </w:r>
-    </w:p>
-    <w:p>
-      <w:pPr>
-        <w:spacing w:after="40" w:before="0"/>
-      </w:pPr>
-      <w:r>
-        <w:t xml:space="preserve">     B. 12 oz for $3.00 — $0.25 per oz</w:t>
-      </w:r>
-    </w:p>
-    <w:p>
-      <w:pPr>
-        <w:spacing w:after="40" w:before="0"/>
-      </w:pPr>
-      <w:r>
-        <w:t xml:space="preserve">     C. They cost the same per ounce</w:t>
-      </w:r>
-    </w:p>
-    <w:p>
-      <w:pPr>
-        <w:spacing w:after="40" w:before="0"/>
-      </w:pPr>
-      <w:r>
-        <w:t xml:space="preserve">     D. Not enough information</w:t>
+        <w:t xml:space="preserve">     A. 12 oz for $3.00 — $0.25 per oz</w:t>
+      </w:r>
+    </w:p>
+    <w:p>
+      <w:pPr>
+        <w:spacing w:after="40" w:before="0"/>
+      </w:pPr>
+      <w:r>
+        <w:t xml:space="preserve">     B. They cost the same per ounce</w:t>
+      </w:r>
+    </w:p>
+    <w:p>
+      <w:pPr>
+        <w:spacing w:after="40" w:before="0"/>
+      </w:pPr>
+      <w:r>
+        <w:t xml:space="preserve">     C. Not enough information</w:t>
+      </w:r>
+    </w:p>
+    <w:p>
+      <w:pPr>
+        <w:spacing w:after="40" w:before="0"/>
+      </w:pPr>
+      <w:r>
+        <w:t xml:space="preserve">     D. 20 oz for $4.00 — $0.20 per oz</w:t>
       </w:r>
     </w:p>
     <w:p>
@@ -1266,7 +1266,7 @@
         <w:spacing w:after="40" w:before="0"/>
       </w:pPr>
       <w:r>
-        <w:t xml:space="preserve">     A. 50 miles per hour</w:t>
+        <w:t xml:space="preserve">     A. 30 miles per hour</w:t>
       </w:r>
     </w:p>
     <w:p>
@@ -1282,15 +1282,15 @@
         <w:spacing w:after="40" w:before="0"/>
       </w:pPr>
       <w:r>
-        <w:t xml:space="preserve">     C. 153 miles per hour</w:t>
-      </w:r>
-    </w:p>
-    <w:p>
-      <w:pPr>
-        <w:spacing w:after="40" w:before="0"/>
-      </w:pPr>
-      <w:r>
-        <w:t xml:space="preserve">     D. 30 miles per hour</w:t>
+        <w:t xml:space="preserve">     C. 50 miles per hour</w:t>
+      </w:r>
+    </w:p>
+    <w:p>
+      <w:pPr>
+        <w:spacing w:after="40" w:before="0"/>
+      </w:pPr>
+      <w:r>
+        <w:t xml:space="preserve">     D. 153 miles per hour</w:t>
       </w:r>
     </w:p>
     <w:p>
@@ -1321,31 +1321,31 @@
         <w:spacing w:after="40" w:before="0"/>
       </w:pPr>
       <w:r>
-        <w:t xml:space="preserve">     A. 15 tickets for $3.00 — $0.20 each</w:t>
-      </w:r>
-    </w:p>
-    <w:p>
-      <w:pPr>
-        <w:spacing w:after="40" w:before="0"/>
-      </w:pPr>
-      <w:r>
-        <w:t xml:space="preserve">     B. 8 tickets for $2.00 — $0.25 each</w:t>
-      </w:r>
-    </w:p>
-    <w:p>
-      <w:pPr>
-        <w:spacing w:after="40" w:before="0"/>
-      </w:pPr>
-      <w:r>
-        <w:t xml:space="preserve">     C. They cost the same per ticket</w:t>
-      </w:r>
-    </w:p>
-    <w:p>
-      <w:pPr>
-        <w:spacing w:after="40" w:before="0"/>
-      </w:pPr>
-      <w:r>
-        <w:t xml:space="preserve">     D. Cannot determine</w:t>
+        <w:t xml:space="preserve">     A. 8 tickets for $2.00 — $0.25 each</w:t>
+      </w:r>
+    </w:p>
+    <w:p>
+      <w:pPr>
+        <w:spacing w:after="40" w:before="0"/>
+      </w:pPr>
+      <w:r>
+        <w:t xml:space="preserve">     B. They cost the same per ticket</w:t>
+      </w:r>
+    </w:p>
+    <w:p>
+      <w:pPr>
+        <w:spacing w:after="40" w:before="0"/>
+      </w:pPr>
+      <w:r>
+        <w:t xml:space="preserve">     C. Cannot determine</w:t>
+      </w:r>
+    </w:p>
+    <w:p>
+      <w:pPr>
+        <w:spacing w:after="40" w:before="0"/>
+      </w:pPr>
+      <w:r>
+        <w:t xml:space="preserve">     D. 15 tickets for $3.00 — $0.20 each</w:t>
       </w:r>
     </w:p>
     <w:p>
@@ -1386,7 +1386,7 @@
           <w:b/>
           <w:bCs/>
         </w:rPr>
-        <w:t xml:space="preserve">1. A. 6 for $4.50 — $0.75 each</w:t>
+        <w:t xml:space="preserve">1. D. 6 for $4.50 — $0.75 each</w:t>
       </w:r>
     </w:p>
     <w:p>
@@ -1418,7 +1418,7 @@
           <w:b/>
           <w:bCs/>
         </w:rPr>
-        <w:t xml:space="preserve">2. A. 3 ounces per minute</w:t>
+        <w:t xml:space="preserve">2. B. 3 ounces per minute</w:t>
       </w:r>
     </w:p>
     <w:p>
@@ -1502,7 +1502,7 @@
           <w:b/>
           <w:bCs/>
         </w:rPr>
-        <w:t xml:space="preserve">4. A. 80 tokens</w:t>
+        <w:t xml:space="preserve">4. C. 80 tokens</w:t>
       </w:r>
     </w:p>
     <w:p>
@@ -1542,7 +1542,7 @@
         <w:spacing w:after="20" w:before="0"/>
       </w:pPr>
       <w:r>
-        <w:t xml:space="preserve">     Aiden: 6 miles in 2 hours (3 mph) → Fastest</w:t>
+        <w:t xml:space="preserve">     Aiden: 6 miles in 2 hours → Fastest</w:t>
       </w:r>
     </w:p>
     <w:p>
@@ -1550,7 +1550,7 @@
         <w:spacing w:after="20" w:before="0"/>
       </w:pPr>
       <w:r>
-        <w:t xml:space="preserve">     Bella: 10 miles in 4 hours (2.5 mph) → Middle</w:t>
+        <w:t xml:space="preserve">     Bella: 10 miles in 4 hours → Middle</w:t>
       </w:r>
     </w:p>
     <w:p>
@@ -1558,7 +1558,7 @@
         <w:spacing w:after="20" w:before="0"/>
       </w:pPr>
       <w:r>
-        <w:t xml:space="preserve">     Carlos: 4 miles in 2 hours (2 mph) → Slowest</w:t>
+        <w:t xml:space="preserve">     Carlos: 4 miles in 2 hours → Slowest</w:t>
       </w:r>
     </w:p>
     <w:p>
@@ -1578,7 +1578,7 @@
           <w:b/>
           <w:bCs/>
         </w:rPr>
-        <w:t xml:space="preserve">6. A. 540 widgets</w:t>
+        <w:t xml:space="preserve">6. C. 540 widgets</w:t>
       </w:r>
     </w:p>
     <w:p>
@@ -1646,7 +1646,7 @@
           <w:b/>
           <w:bCs/>
         </w:rPr>
-        <w:t xml:space="preserve">8. A. 20 oz for $4.00 — $0.20 per oz</w:t>
+        <w:t xml:space="preserve">8. D. 20 oz for $4.00 — $0.20 per oz</w:t>
       </w:r>
     </w:p>
     <w:p>
@@ -1678,7 +1678,7 @@
           <w:b/>
           <w:bCs/>
         </w:rPr>
-        <w:t xml:space="preserve">9. A. 50 miles per hour</w:t>
+        <w:t xml:space="preserve">9. C. 50 miles per hour</w:t>
       </w:r>
     </w:p>
     <w:p>
@@ -1710,7 +1710,7 @@
           <w:b/>
           <w:bCs/>
         </w:rPr>
-        <w:t xml:space="preserve">10. A. 15 tickets for $3.00 — $0.20 each</w:t>
+        <w:t xml:space="preserve">10. D. 15 tickets for $3.00 — $0.20 each</w:t>
       </w:r>
     </w:p>
     <w:p>
@@ -1919,7 +1919,14 @@
 <file path=word/styles.xml><?xml version="1.0" encoding="utf-8"?>
 <w:styles xmlns:mc="http://schemas.openxmlformats.org/markup-compatibility/2006" xmlns:r="http://schemas.openxmlformats.org/officeDocument/2006/relationships" xmlns:w="http://schemas.openxmlformats.org/wordprocessingml/2006/main" xmlns:w14="http://schemas.microsoft.com/office/word/2010/wordml" xmlns:w15="http://schemas.microsoft.com/office/word/2012/wordml" mc:Ignorable="w14 w15">
   <w:docDefaults>
-    <w:rPrDefault/>
+    <w:rPrDefault>
+      <w:rPr>
+        <w:rFonts w:ascii="Arial" w:cs="Arial" w:eastAsia="Arial" w:hAnsi="Arial"/>
+        <w:sz w:val="22"/>
+        <w:szCs w:val="22"/>
+        <w:lang w:val="en-US"/>
+      </w:rPr>
+    </w:rPrDefault>
     <w:pPrDefault/>
   </w:docDefaults>
   <w:style w:type="paragraph" w:styleId="Title">
@@ -1937,10 +1944,16 @@
     <w:basedOn w:val="Normal"/>
     <w:next w:val="Normal"/>
     <w:qFormat/>
+    <w:pPr>
+      <w:keepNext/>
+    </w:pPr>
     <w:rPr>
-      <w:color w:val="2E74B5"/>
-      <w:sz w:val="32"/>
-      <w:szCs w:val="32"/>
+      <w:rFonts w:ascii="Arial" w:cs="Arial" w:eastAsia="Arial" w:hAnsi="Arial"/>
+      <w:b/>
+      <w:bCs/>
+      <w:color w:val="183E56"/>
+      <w:sz w:val="34"/>
+      <w:szCs w:val="34"/>
     </w:rPr>
   </w:style>
   <w:style w:type="paragraph" w:styleId="Heading2">
@@ -1948,8 +1961,14 @@
     <w:basedOn w:val="Normal"/>
     <w:next w:val="Normal"/>
     <w:qFormat/>
+    <w:pPr>
+      <w:keepNext/>
+    </w:pPr>
     <w:rPr>
-      <w:color w:val="2E74B5"/>
+      <w:rFonts w:ascii="Arial" w:cs="Arial" w:eastAsia="Arial" w:hAnsi="Arial"/>
+      <w:b/>
+      <w:bCs/>
+      <w:color w:val="176B70"/>
       <w:sz w:val="26"/>
       <w:szCs w:val="26"/>
     </w:rPr>

--- a/lessons/3-8/homework.docx
+++ b/lessons/3-8/homework.docx
@@ -1359,380 +1359,6 @@
         <w:t xml:space="preserve">______________________________________________________________________</w:t>
       </w:r>
     </w:p>
-    <w:p>
-      <w:r>
-        <w:br w:type="page"/>
-      </w:r>
-    </w:p>
-    <w:p>
-      <w:pPr>
-        <w:pStyle w:val="Heading1"/>
-        <w:spacing w:after="120"/>
-      </w:pPr>
-      <w:r>
-        <w:rPr>
-          <w:b/>
-          <w:bCs/>
-        </w:rPr>
-        <w:t xml:space="preserve">Answer Key (Teacher)</w:t>
-      </w:r>
-    </w:p>
-    <w:p>
-      <w:pPr>
-        <w:spacing w:after="40" w:before="0"/>
-      </w:pPr>
-      <w:r>
-        <w:rPr>
-          <w:b/>
-          <w:bCs/>
-        </w:rPr>
-        <w:t xml:space="preserve">1. D. 6 for $4.50 — $0.75 each</w:t>
-      </w:r>
-    </w:p>
-    <w:p>
-      <w:pPr>
-        <w:spacing w:after="20" w:before="0"/>
-      </w:pPr>
-      <w:r>
-        <w:t xml:space="preserve">     $4.50 ÷ 6 = $0.75 each. $8.00 ÷ 10 = $0.80 each. $0.75 &lt; $0.80, so 6 for $4.50 is the better buy.</w:t>
-      </w:r>
-    </w:p>
-    <w:p>
-      <w:pPr>
-        <w:spacing w:after="80" w:before="0"/>
-      </w:pPr>
-      <w:r>
-        <w:rPr>
-          <w:i/>
-          <w:iCs/>
-        </w:rPr>
-        <w:t xml:space="preserve">     Watch for: A common mistake in Solve Problems with Unit Rates is comparing the total prices instead of the cost per item — the deal with the smaller total can still cost more per unit. Always reduce each option to its unit rate before you decide, then pick the lower one.</w:t>
-      </w:r>
-    </w:p>
-    <w:p>
-      <w:pPr>
-        <w:spacing w:after="40" w:before="0"/>
-      </w:pPr>
-      <w:r>
-        <w:rPr>
-          <w:b/>
-          <w:bCs/>
-        </w:rPr>
-        <w:t xml:space="preserve">2. B. 3 ounces per minute</w:t>
-      </w:r>
-    </w:p>
-    <w:p>
-      <w:pPr>
-        <w:spacing w:after="20" w:before="0"/>
-      </w:pPr>
-      <w:r>
-        <w:t xml:space="preserve">     15 ÷ 5 = 3 ounces per minute.</w:t>
-      </w:r>
-    </w:p>
-    <w:p>
-      <w:pPr>
-        <w:spacing w:after="80" w:before="0"/>
-      </w:pPr>
-      <w:r>
-        <w:rPr>
-          <w:i/>
-          <w:iCs/>
-        </w:rPr>
-        <w:t xml:space="preserve">     Watch for: A common mistake in Solve Problems with Unit Rates is comparing the total prices instead of the cost per item — the deal with the smaller total can still cost more per unit. Always reduce each option to its unit rate before you decide, then pick the lower one.</w:t>
-      </w:r>
-    </w:p>
-    <w:p>
-      <w:pPr>
-        <w:spacing w:after="40" w:before="0"/>
-      </w:pPr>
-      <w:r>
-        <w:rPr>
-          <w:b/>
-          <w:bCs/>
-        </w:rPr>
-        <w:t xml:space="preserve">3. Find the unit rate for each deal and identify the better buy.</w:t>
-      </w:r>
-    </w:p>
-    <w:p>
-      <w:pPr>
-        <w:spacing w:after="20" w:before="0"/>
-      </w:pPr>
-      <w:r>
-        <w:t xml:space="preserve">     Store A Batteries — Unit Rate: $0.75 each</w:t>
-      </w:r>
-    </w:p>
-    <w:p>
-      <w:pPr>
-        <w:spacing w:after="20" w:before="0"/>
-      </w:pPr>
-      <w:r>
-        <w:t xml:space="preserve">     Store B Batteries — Unit Rate: $0.70 each</w:t>
-      </w:r>
-    </w:p>
-    <w:p>
-      <w:pPr>
-        <w:spacing w:after="20" w:before="0"/>
-      </w:pPr>
-      <w:r>
-        <w:t xml:space="preserve">     Store A Candy — Unit Rate: $0.45 each</w:t>
-      </w:r>
-    </w:p>
-    <w:p>
-      <w:pPr>
-        <w:spacing w:after="20" w:before="0"/>
-      </w:pPr>
-      <w:r>
-        <w:t xml:space="preserve">     Store B Candy — Unit Rate: $0.40 each</w:t>
-      </w:r>
-    </w:p>
-    <w:p>
-      <w:pPr>
-        <w:spacing w:after="40" w:before="0"/>
-      </w:pPr>
-      <w:r>
-        <w:t xml:space="preserve"/>
-      </w:r>
-    </w:p>
-    <w:p>
-      <w:pPr>
-        <w:spacing w:after="40" w:before="0"/>
-      </w:pPr>
-      <w:r>
-        <w:rPr>
-          <w:b/>
-          <w:bCs/>
-        </w:rPr>
-        <w:t xml:space="preserve">4. C. 80 tokens</w:t>
-      </w:r>
-    </w:p>
-    <w:p>
-      <w:pPr>
-        <w:spacing w:after="20" w:before="0"/>
-      </w:pPr>
-      <w:r>
-        <w:t xml:space="preserve">     Unit rate: 24 ÷ 3 = 8 tokens per minute. In 10 minutes: 8 × 10 = 80 tokens.</w:t>
-      </w:r>
-    </w:p>
-    <w:p>
-      <w:pPr>
-        <w:spacing w:after="80" w:before="0"/>
-      </w:pPr>
-      <w:r>
-        <w:rPr>
-          <w:i/>
-          <w:iCs/>
-        </w:rPr>
-        <w:t xml:space="preserve">     Watch for: A common mistake in Solve Problems with Unit Rates is comparing the total prices instead of the cost per item — the deal with the smaller total can still cost more per unit. Always reduce each option to its unit rate before you decide, then pick the lower one.</w:t>
-      </w:r>
-    </w:p>
-    <w:p>
-      <w:pPr>
-        <w:spacing w:after="40" w:before="0"/>
-      </w:pPr>
-      <w:r>
-        <w:rPr>
-          <w:b/>
-          <w:bCs/>
-        </w:rPr>
-        <w:t xml:space="preserve">5. Correct groups:</w:t>
-      </w:r>
-    </w:p>
-    <w:p>
-      <w:pPr>
-        <w:spacing w:after="20" w:before="0"/>
-      </w:pPr>
-      <w:r>
-        <w:t xml:space="preserve">     Aiden: 6 miles in 2 hours → Fastest</w:t>
-      </w:r>
-    </w:p>
-    <w:p>
-      <w:pPr>
-        <w:spacing w:after="20" w:before="0"/>
-      </w:pPr>
-      <w:r>
-        <w:t xml:space="preserve">     Bella: 10 miles in 4 hours → Middle</w:t>
-      </w:r>
-    </w:p>
-    <w:p>
-      <w:pPr>
-        <w:spacing w:after="20" w:before="0"/>
-      </w:pPr>
-      <w:r>
-        <w:t xml:space="preserve">     Carlos: 4 miles in 2 hours → Slowest</w:t>
-      </w:r>
-    </w:p>
-    <w:p>
-      <w:pPr>
-        <w:spacing w:after="40" w:before="0"/>
-      </w:pPr>
-      <w:r>
-        <w:t xml:space="preserve"/>
-      </w:r>
-    </w:p>
-    <w:p>
-      <w:pPr>
-        <w:spacing w:after="40" w:before="0"/>
-      </w:pPr>
-      <w:r>
-        <w:rPr>
-          <w:b/>
-          <w:bCs/>
-        </w:rPr>
-        <w:t xml:space="preserve">6. C. 540 widgets</w:t>
-      </w:r>
-    </w:p>
-    <w:p>
-      <w:pPr>
-        <w:spacing w:after="20" w:before="0"/>
-      </w:pPr>
-      <w:r>
-        <w:t xml:space="preserve">     Unit rate: 360 ÷ 8 = 45 widgets per hour. In 12 hours: 45 × 12 = 540 widgets.</w:t>
-      </w:r>
-    </w:p>
-    <w:p>
-      <w:pPr>
-        <w:spacing w:after="80" w:before="0"/>
-      </w:pPr>
-      <w:r>
-        <w:rPr>
-          <w:i/>
-          <w:iCs/>
-        </w:rPr>
-        <w:t xml:space="preserve">     Watch for: A common mistake in Solve Problems with Unit Rates is comparing the total prices instead of the cost per item — the deal with the smaller total can still cost more per unit. Always reduce each option to its unit rate before you decide, then pick the lower one.</w:t>
-      </w:r>
-    </w:p>
-    <w:p>
-      <w:pPr>
-        <w:spacing w:after="40" w:before="0"/>
-      </w:pPr>
-      <w:r>
-        <w:rPr>
-          <w:b/>
-          <w:bCs/>
-        </w:rPr>
-        <w:t xml:space="preserve">7. Spot the Common Mistake</w:t>
-      </w:r>
-    </w:p>
-    <w:p>
-      <w:pPr>
-        <w:spacing w:after="20" w:before="0"/>
-      </w:pPr>
-      <w:r>
-        <w:t xml:space="preserve">     The mistake is in Step 2.</w:t>
-      </w:r>
-    </w:p>
-    <w:p>
-      <w:pPr>
-        <w:spacing w:after="20" w:before="0"/>
-      </w:pPr>
-      <w:r>
-        <w:t xml:space="preserve">     Correct work: For tokens per minute, divide the tokens by the minutes: 24 ÷ 3 = 8 tokens per minute. The student divided in the wrong order, so they got the rate upside down.</w:t>
-      </w:r>
-    </w:p>
-    <w:p>
-      <w:pPr>
-        <w:spacing w:after="80" w:before="0"/>
-      </w:pPr>
-      <w:r>
-        <w:t xml:space="preserve">     Watch for: The attempt divided minutes by tokens, which answers a different question — how many minutes each token takes. The phrase "tokens per minute" puts tokens first, so the division is 24 ÷ 3 = 8 tokens per minute.</w:t>
-      </w:r>
-    </w:p>
-    <w:p>
-      <w:pPr>
-        <w:spacing w:after="40" w:before="0"/>
-      </w:pPr>
-      <w:r>
-        <w:rPr>
-          <w:b/>
-          <w:bCs/>
-        </w:rPr>
-        <w:t xml:space="preserve">8. D. 20 oz for $4.00 — $0.20 per oz</w:t>
-      </w:r>
-    </w:p>
-    <w:p>
-      <w:pPr>
-        <w:spacing w:after="20" w:before="0"/>
-      </w:pPr>
-      <w:r>
-        <w:t xml:space="preserve">     12 oz: $3.00 ÷ 12 = $0.25 per oz. 20 oz: $4.00 ÷ 20 = $0.20 per oz. $0.20 &lt; $0.25, so 20 oz for $4.00 is the better buy.</w:t>
-      </w:r>
-    </w:p>
-    <w:p>
-      <w:pPr>
-        <w:spacing w:after="80" w:before="0"/>
-      </w:pPr>
-      <w:r>
-        <w:rPr>
-          <w:i/>
-          <w:iCs/>
-        </w:rPr>
-        <w:t xml:space="preserve">     Watch for: A common mistake in Solve Problems with Unit Rates is comparing the total prices instead of the cost per item — the deal with the smaller total can still cost more per unit. Always reduce each option to its unit rate before you decide, then pick the lower one.</w:t>
-      </w:r>
-    </w:p>
-    <w:p>
-      <w:pPr>
-        <w:spacing w:after="40" w:before="0"/>
-      </w:pPr>
-      <w:r>
-        <w:rPr>
-          <w:b/>
-          <w:bCs/>
-        </w:rPr>
-        <w:t xml:space="preserve">9. C. 50 miles per hour</w:t>
-      </w:r>
-    </w:p>
-    <w:p>
-      <w:pPr>
-        <w:spacing w:after="20" w:before="0"/>
-      </w:pPr>
-      <w:r>
-        <w:t xml:space="preserve">     150 ÷ 3 = 50 miles per hour.</w:t>
-      </w:r>
-    </w:p>
-    <w:p>
-      <w:pPr>
-        <w:spacing w:after="80" w:before="0"/>
-      </w:pPr>
-      <w:r>
-        <w:rPr>
-          <w:i/>
-          <w:iCs/>
-        </w:rPr>
-        <w:t xml:space="preserve">     Watch for: A common mistake in Solve Problems with Unit Rates is comparing the total prices instead of the cost per item — the deal with the smaller total can still cost more per unit. Always reduce each option to its unit rate before you decide, then pick the lower one.</w:t>
-      </w:r>
-    </w:p>
-    <w:p>
-      <w:pPr>
-        <w:spacing w:after="40" w:before="0"/>
-      </w:pPr>
-      <w:r>
-        <w:rPr>
-          <w:b/>
-          <w:bCs/>
-        </w:rPr>
-        <w:t xml:space="preserve">10. D. 15 tickets for $3.00 — $0.20 each</w:t>
-      </w:r>
-    </w:p>
-    <w:p>
-      <w:pPr>
-        <w:spacing w:after="20" w:before="0"/>
-      </w:pPr>
-      <w:r>
-        <w:t xml:space="preserve">     8 for $2.00: $2.00 ÷ 8 = $0.25 each. 15 for $3.00: $3.00 ÷ 15 = $0.20 each. $0.20 &lt; $0.25, so 15 for $3.00 is cheaper per ticket.</w:t>
-      </w:r>
-    </w:p>
-    <w:p>
-      <w:pPr>
-        <w:spacing w:after="80" w:before="0"/>
-      </w:pPr>
-      <w:r>
-        <w:rPr>
-          <w:i/>
-          <w:iCs/>
-        </w:rPr>
-        <w:t xml:space="preserve">     Watch for: A common mistake in Solve Problems with Unit Rates is comparing the total prices instead of the cost per item — the deal with the smaller total can still cost more per unit. Always reduce each option to its unit rate before you decide, then pick the lower one.</w:t>
-      </w:r>
-    </w:p>
     <w:sectPr>
       <w:pgSz w:w="11906" w:h="16838" w:orient="portrait"/>
       <w:pgMar w:top="720" w:right="900" w:bottom="720" w:left="900" w:header="708" w:footer="708" w:gutter="0"/>
